--- a/开发报告.docx
+++ b/开发报告.docx
@@ -93,13 +93,7 @@
     <w:p/>
     <w:p/>
     <w:p/>
-    <w:p>
-      <w:pPr>
-        <w:rPr>
-          <w:rFonts w:hint="eastAsia"/>
-        </w:rPr>
-      </w:pPr>
-    </w:p>
+    <w:p/>
     <w:p>
       <w:pPr>
         <w:pStyle w:val="1"/>
@@ -175,9 +169,6 @@
       <w:pPr>
         <w:widowControl/>
         <w:jc w:val="left"/>
-        <w:rPr>
-          <w:rFonts w:hint="eastAsia"/>
-        </w:rPr>
       </w:pPr>
       <w:r>
         <w:br w:type="page"/>
@@ -186,6 +177,11 @@
     <w:sdt>
       <w:sdtPr>
         <w:rPr>
+          <w:rFonts w:asciiTheme="minorHAnsi" w:eastAsiaTheme="minorEastAsia" w:hAnsiTheme="minorHAnsi" w:cstheme="minorBidi"/>
+          <w:color w:val="auto"/>
+          <w:kern w:val="2"/>
+          <w:sz w:val="21"/>
+          <w:szCs w:val="22"/>
           <w:lang w:val="zh-CN"/>
         </w:rPr>
         <w:id w:val="1866867747"/>
@@ -196,13 +192,8 @@
       </w:sdtPr>
       <w:sdtEndPr>
         <w:rPr>
-          <w:rFonts w:asciiTheme="minorHAnsi" w:eastAsiaTheme="minorEastAsia" w:hAnsiTheme="minorHAnsi" w:cstheme="minorBidi"/>
           <w:b/>
           <w:bCs/>
-          <w:color w:val="auto"/>
-          <w:kern w:val="2"/>
-          <w:sz w:val="21"/>
-          <w:szCs w:val="22"/>
         </w:rPr>
       </w:sdtEndPr>
       <w:sdtContent>
@@ -1294,9 +1285,6 @@
       <w:pPr>
         <w:widowControl/>
         <w:jc w:val="left"/>
-        <w:rPr>
-          <w:rFonts w:hint="eastAsia"/>
-        </w:rPr>
       </w:pPr>
       <w:r>
         <w:br w:type="page"/>
@@ -1626,8 +1614,21 @@
     <w:p>
       <w:pPr>
         <w:pStyle w:val="a7"/>
-        <w:ind w:firstLine="480"/>
-      </w:pPr>
+        <w:numPr>
+          <w:ilvl w:val="0"/>
+          <w:numId w:val="4"/>
+        </w:numPr>
+        <w:ind w:firstLineChars="0"/>
+      </w:pPr>
+      <w:r>
+        <w:rPr>
+          <w:rFonts w:hint="eastAsia"/>
+        </w:rPr>
+        <w:t>本实验的项目地址：</w:t>
+      </w:r>
+      <w:r>
+        <w:t>https://github.com/jeffreyqjf/AI</w:t>
+      </w:r>
     </w:p>
     <w:p>
       <w:pPr>
@@ -2213,9 +2214,6 @@
       <w:pPr>
         <w:pStyle w:val="a7"/>
         <w:ind w:firstLine="480"/>
-        <w:rPr>
-          <w:rFonts w:hint="eastAsia"/>
-        </w:rPr>
       </w:pPr>
       <w:r>
         <w:rPr>
@@ -2485,9 +2483,6 @@
       <w:pPr>
         <w:pStyle w:val="a7"/>
         <w:ind w:firstLine="480"/>
-        <w:rPr>
-          <w:rFonts w:hint="eastAsia"/>
-        </w:rPr>
       </w:pPr>
       <w:r>
         <w:rPr>
@@ -3125,9 +3120,6 @@
       <w:pPr>
         <w:pStyle w:val="a7"/>
         <w:ind w:firstLineChars="0" w:firstLine="0"/>
-        <w:rPr>
-          <w:rFonts w:hint="eastAsia"/>
-        </w:rPr>
       </w:pPr>
     </w:p>
     <w:p>
@@ -3659,9 +3651,6 @@
       <w:pPr>
         <w:pStyle w:val="a7"/>
         <w:ind w:firstLine="480"/>
-        <w:rPr>
-          <w:rFonts w:hint="eastAsia"/>
-        </w:rPr>
       </w:pPr>
       <w:r>
         <w:rPr>
@@ -3961,9 +3950,6 @@
       <w:pPr>
         <w:pStyle w:val="a0"/>
         <w:spacing w:before="312" w:after="312"/>
-        <w:rPr>
-          <w:rFonts w:hint="eastAsia"/>
-        </w:rPr>
       </w:pPr>
       <w:bookmarkStart w:id="14" w:name="_Toc169292312"/>
       <w:r>
@@ -4043,13 +4029,7 @@
       </w:r>
       <w:proofErr w:type="spellEnd"/>
       <w:r>
-        <w:t xml:space="preserve"> = </w:t>
-      </w:r>
-      <w:r>
-        <w:t>32</w:t>
-      </w:r>
-      <w:r>
-        <w:t xml:space="preserve">, </w:t>
+        <w:t xml:space="preserve"> = 32, </w:t>
       </w:r>
       <w:proofErr w:type="spellStart"/>
       <w:r>
@@ -4057,25 +4037,13 @@
       </w:r>
       <w:proofErr w:type="spellEnd"/>
       <w:r>
-        <w:t xml:space="preserve"> = </w:t>
-      </w:r>
-      <w:r>
-        <w:t>3</w:t>
-      </w:r>
-      <w:r>
-        <w:t xml:space="preserve">, padding = 1  </w:t>
+        <w:t xml:space="preserve"> = 3, padding = 1  </w:t>
       </w:r>
       <w:r>
         <w:sym w:font="Wingdings" w:char="F0E0"/>
       </w:r>
       <w:r>
-        <w:t xml:space="preserve"> shape: [</w:t>
-      </w:r>
-      <w:r>
-        <w:t>32</w:t>
-      </w:r>
-      <w:r>
-        <w:t>, 28, 28]</w:t>
+        <w:t xml:space="preserve"> shape: [32, 28, 28]</w:t>
       </w:r>
     </w:p>
     <w:p>
@@ -4153,13 +4121,7 @@
         <w:t>shape</w:t>
       </w:r>
       <w:r>
-        <w:t>: [</w:t>
-      </w:r>
-      <w:r>
-        <w:t>32</w:t>
-      </w:r>
-      <w:r>
-        <w:t>, 13, 13]</w:t>
+        <w:t>: [32, 13, 13]</w:t>
       </w:r>
     </w:p>
     <w:p>
@@ -4221,9 +4183,6 @@
       <w:pPr>
         <w:pStyle w:val="a7"/>
         <w:ind w:firstLine="480"/>
-        <w:rPr>
-          <w:rFonts w:hint="eastAsia"/>
-        </w:rPr>
       </w:pPr>
       <w:r>
         <w:rPr>
@@ -4297,9 +4256,6 @@
       <w:pPr>
         <w:pStyle w:val="a7"/>
         <w:ind w:firstLine="480"/>
-        <w:rPr>
-          <w:rFonts w:hint="eastAsia"/>
-        </w:rPr>
       </w:pPr>
       <w:r>
         <w:rPr>
@@ -4347,9 +4303,6 @@
       <w:pPr>
         <w:pStyle w:val="a7"/>
         <w:ind w:firstLine="480"/>
-        <w:rPr>
-          <w:rFonts w:hint="eastAsia"/>
-        </w:rPr>
       </w:pPr>
       <w:r>
         <w:rPr>
@@ -4437,9 +4390,6 @@
       <w:pPr>
         <w:pStyle w:val="a7"/>
         <w:ind w:firstLine="480"/>
-        <w:rPr>
-          <w:rFonts w:hint="eastAsia"/>
-        </w:rPr>
       </w:pPr>
     </w:p>
     <w:p>
@@ -4485,28 +4435,13 @@
         <w:t>shape</w:t>
       </w:r>
       <w:r>
-        <w:t xml:space="preserve">: [32, </w:t>
-      </w:r>
-      <w:r>
-        <w:t>7</w:t>
-      </w:r>
-      <w:r>
-        <w:t xml:space="preserve">, </w:t>
-      </w:r>
-      <w:r>
-        <w:t>7</w:t>
-      </w:r>
-      <w:r>
-        <w:t>]</w:t>
-      </w:r>
-    </w:p>
-    <w:p>
-      <w:pPr>
-        <w:pStyle w:val="a7"/>
-        <w:ind w:firstLine="480"/>
-        <w:rPr>
-          <w:rFonts w:hint="eastAsia"/>
-        </w:rPr>
+        <w:t>: [32, 7, 7]</w:t>
+      </w:r>
+    </w:p>
+    <w:p>
+      <w:pPr>
+        <w:pStyle w:val="a7"/>
+        <w:ind w:firstLine="480"/>
       </w:pPr>
     </w:p>
     <w:p>
@@ -5143,22 +5078,13 @@
         <w:t>2</w:t>
       </w:r>
       <w:r>
-        <w:t>4</w:t>
-      </w:r>
-      <w:r>
-        <w:t>0</w:t>
-      </w:r>
-      <w:r>
-        <w:rPr>
-          <w:rFonts w:hint="eastAsia"/>
-        </w:rPr>
-        <w:t>_</w:t>
-      </w:r>
-      <w:r>
-        <w:rPr>
-          <w:rFonts w:hint="eastAsia"/>
-        </w:rPr>
-        <w:t>deep_</w:t>
+        <w:t>40</w:t>
+      </w:r>
+      <w:r>
+        <w:rPr>
+          <w:rFonts w:hint="eastAsia"/>
+        </w:rPr>
+        <w:t>_deep_</w:t>
       </w:r>
       <w:r>
         <w:t>model.pt</w:t>
@@ -5180,9 +5106,6 @@
       <w:pPr>
         <w:pStyle w:val="a0"/>
         <w:spacing w:before="312" w:after="312"/>
-        <w:rPr>
-          <w:rFonts w:hint="eastAsia"/>
-        </w:rPr>
       </w:pPr>
       <w:bookmarkStart w:id="18" w:name="_Toc169292316"/>
       <w:r>
@@ -5269,9 +5192,6 @@
       <w:pPr>
         <w:pStyle w:val="a7"/>
         <w:ind w:firstLineChars="0"/>
-        <w:rPr>
-          <w:rFonts w:hint="eastAsia"/>
-        </w:rPr>
       </w:pPr>
       <w:r>
         <w:rPr>
@@ -5408,9 +5328,6 @@
       <w:pPr>
         <w:pStyle w:val="a7"/>
         <w:ind w:firstLine="480"/>
-        <w:rPr>
-          <w:rFonts w:hint="eastAsia"/>
-        </w:rPr>
       </w:pPr>
       <w:r>
         <w:rPr>
@@ -5571,23 +5488,7 @@
         <w:t xml:space="preserve"> </w:t>
       </w:r>
       <w:r>
-        <w:t xml:space="preserve"> MNIST 数据库是一个大型手写数字数据库(包含0~9</w:t>
-      </w:r>
-      <w:proofErr w:type="gramStart"/>
-      <w:r>
-        <w:t>十个</w:t>
-      </w:r>
-      <w:proofErr w:type="gramEnd"/>
-      <w:r>
-        <w:t xml:space="preserve">数字),包含 60,000 </w:t>
-      </w:r>
-      <w:proofErr w:type="gramStart"/>
-      <w:r>
-        <w:t>张训练</w:t>
-      </w:r>
-      <w:proofErr w:type="gramEnd"/>
-      <w:r>
-        <w:t>图像和 10,000 张测试图像</w:t>
+        <w:t xml:space="preserve"> MNIST 数据库是一个大型手写数字数据库(包含0~9十个数字),包含 60,000 张训练图像和 10,000 张测试图像</w:t>
       </w:r>
     </w:p>
   </w:footnote>
@@ -5595,9 +5496,6 @@
     <w:p>
       <w:pPr>
         <w:pStyle w:val="af1"/>
-        <w:rPr>
-          <w:rFonts w:hint="eastAsia"/>
-        </w:rPr>
       </w:pPr>
       <w:r>
         <w:rPr>
@@ -5620,9 +5518,6 @@
     <w:p>
       <w:pPr>
         <w:pStyle w:val="af1"/>
-        <w:rPr>
-          <w:rFonts w:hint="eastAsia"/>
-        </w:rPr>
       </w:pPr>
       <w:r>
         <w:rPr>
@@ -5645,9 +5540,6 @@
     <w:p>
       <w:pPr>
         <w:pStyle w:val="af1"/>
-        <w:rPr>
-          <w:rFonts w:hint="eastAsia"/>
-        </w:rPr>
       </w:pPr>
       <w:r>
         <w:rPr>
@@ -5662,21 +5554,7 @@
         <w:rPr>
           <w:rFonts w:hint="eastAsia"/>
         </w:rPr>
-        <w:t>在每个</w:t>
-      </w:r>
-      <w:proofErr w:type="spellStart"/>
-      <w:r>
-        <w:rPr>
-          <w:rFonts w:hint="eastAsia"/>
-        </w:rPr>
-        <w:t>ResNet</w:t>
-      </w:r>
-      <w:proofErr w:type="spellEnd"/>
-      <w:r>
-        <w:rPr>
-          <w:rFonts w:hint="eastAsia"/>
-        </w:rPr>
-        <w:t>块中还加入了一个批量归一化的层，使得深度神经网络能够更好的收敛。</w:t>
+        <w:t>在每个ResNet块中还加入了一个批量归一化的层，使得深度神经网络能够更好的收敛。</w:t>
       </w:r>
     </w:p>
   </w:footnote>
